--- a/t39_s4.docx
+++ b/t39_s4.docx
@@ -3,2348 +3,998 @@
 <w:document xmlns:wpc="http://schemas.microsoft.com/office/word/2010/wordprocessingCanvas" xmlns:mo="http://schemas.microsoft.com/office/mac/office/2008/main" xmlns:mc="http://schemas.openxmlformats.org/markup-compatibility/2006" xmlns:mv="urn:schemas-microsoft-com:mac:vml" xmlns:o="urn:schemas-microsoft-com:office:office" xmlns:r="http://schemas.openxmlformats.org/officeDocument/2006/relationships" xmlns:m="http://schemas.openxmlformats.org/officeDocument/2006/math" xmlns:v="urn:schemas-microsoft-com:vml" xmlns:wp14="http://schemas.microsoft.com/office/word/2010/wordprocessingDrawing" xmlns:wp="http://schemas.openxmlformats.org/drawingml/2006/wordprocessingDrawing" xmlns:w10="urn:schemas-microsoft-com:office:word" xmlns:w="http://schemas.openxmlformats.org/wordprocessingml/2006/main" xmlns:w14="http://schemas.microsoft.com/office/word/2010/wordml" xmlns:wpg="http://schemas.microsoft.com/office/word/2010/wordprocessingGroup" xmlns:wpi="http://schemas.microsoft.com/office/word/2010/wordprocessingInk" xmlns:wne="http://schemas.microsoft.com/office/word/2006/wordml" xmlns:wps="http://schemas.microsoft.com/office/word/2010/wordprocessingShape" mc:Ignorable="w14 wp14">
   <w:body>
     <w:p>
-      <w:pPr>
-        <w:spacing w:after="40" w:before="120"/>
-      </w:pPr>
       <w:r>
-        <w:rPr>
-          <w:b w:val="0"/>
-          <w:i w:val="0"/>
-          <w:sz w:val="22"/>
-        </w:rPr>
-        <w:t>Question: A client on oxygen therapy is switched to a non-rebreather mask. Which finding indicates the mask is functioning correctly?</w:t>
+        <w:t xml:space="preserve">Question: A client reports crushing chest pain radiating to the left arm. The nurse should first:</w:t>
       </w:r>
     </w:p>
     <w:p>
-      <w:pPr>
-        <w:spacing w:after="0" w:before="0"/>
-      </w:pPr>
       <w:r>
-        <w:rPr>
-          <w:b w:val="0"/>
-          <w:i w:val="0"/>
-          <w:sz w:val="22"/>
-        </w:rPr>
-        <w:t>(a) The reservoir bag remains inflated during inspiration</w:t>
+        <w:t xml:space="preserve">(a) Start a bed bath</w:t>
       </w:r>
     </w:p>
     <w:p>
-      <w:pPr>
-        <w:spacing w:after="0" w:before="0"/>
-      </w:pPr>
       <w:r>
-        <w:rPr>
-          <w:b w:val="0"/>
-          <w:i w:val="0"/>
-          <w:sz w:val="22"/>
-        </w:rPr>
-        <w:t>(b) The reservoir bag deflates completely with each breath</w:t>
+        <w:t xml:space="preserve">(b) Ask for a meal order</w:t>
       </w:r>
     </w:p>
     <w:p>
-      <w:pPr>
-        <w:spacing w:after="0" w:before="0"/>
-      </w:pPr>
       <w:r>
-        <w:rPr>
-          <w:b w:val="0"/>
-          <w:i w:val="0"/>
-          <w:sz w:val="22"/>
-        </w:rPr>
-        <w:t>(c) The flow is set at 2 L/min</w:t>
+        <w:t xml:space="preserve">(c) Administer the prescribed sublingual nitroglycerin and monitor</w:t>
       </w:r>
     </w:p>
     <w:p>
-      <w:pPr>
-        <w:spacing w:after="0" w:before="0"/>
-      </w:pPr>
       <w:r>
-        <w:rPr>
-          <w:b w:val="0"/>
-          <w:i w:val="0"/>
-          <w:sz w:val="22"/>
-        </w:rPr>
-        <w:t>(d) The side ports are open to room air</w:t>
+        <w:t xml:space="preserve">(d) Send the client to radiology</w:t>
       </w:r>
     </w:p>
     <w:p>
-      <w:pPr>
-        <w:spacing w:after="0" w:before="40"/>
-      </w:pPr>
       <w:r>
-        <w:rPr>
-          <w:b/>
-          <w:i w:val="0"/>
-          <w:sz w:val="22"/>
-        </w:rPr>
-        <w:t>Answer: a</w:t>
+        <w:t xml:space="preserve">Answer: c</w:t>
       </w:r>
     </w:p>
     <w:p>
-      <w:pPr>
-        <w:spacing w:after="0" w:before="0"/>
-      </w:pPr>
       <w:r>
-        <w:rPr>
-          <w:b w:val="0"/>
-          <w:i w:val="0"/>
-          <w:sz w:val="21"/>
-        </w:rPr>
-        <w:t>Solution: In a non-rebreather mask, the reservoir bag must stay inflated during inspiration to deliver high-concentration oxygen; deflation (b) means the flow is too low or the bag is disconnected. Flow is set higher (c), and the one-way valves prevent room-air dilution (d).</w:t>
+        <w:t xml:space="preserve">Solution: Nitroglycerin, rest, oxygen, and ECG monitoring are the first steps for suspected angina or MI; pain unrelieved after 3 tablets is an emergency.</w:t>
       </w:r>
     </w:p>
     <w:p>
-      <w:pPr>
-        <w:spacing w:after="0" w:before="0"/>
-      </w:pPr>
       <w:r>
-        <w:rPr>
-          <w:b w:val="0"/>
-          <w:i w:val="0"/>
-          <w:sz w:val="20"/>
-        </w:rPr>
-        <w:t>Positive Marks: 1</w:t>
+        <w:t xml:space="preserve">Positive Marks: 1</w:t>
       </w:r>
     </w:p>
     <w:p>
-      <w:pPr>
-        <w:spacing w:after="160" w:before="0"/>
-      </w:pPr>
       <w:r>
-        <w:rPr>
-          <w:b w:val="0"/>
-          <w:i w:val="0"/>
-          <w:sz w:val="20"/>
-        </w:rPr>
-        <w:t>Negative Marks: 0.25</w:t>
+        <w:t xml:space="preserve">Negative Marks: 0.25</w:t>
       </w:r>
     </w:p>
     <w:p>
-      <w:pPr>
-        <w:spacing w:after="40" w:before="120"/>
-      </w:pPr>
       <w:r>
-        <w:rPr>
-          <w:b w:val="0"/>
-          <w:i w:val="0"/>
-          <w:sz w:val="22"/>
-        </w:rPr>
-        <w:t>Question: Which is the correct technique for inserting an oropharyngeal airway?</w:t>
+        <w:t xml:space="preserve"/>
       </w:r>
     </w:p>
     <w:p>
-      <w:pPr>
-        <w:spacing w:after="0" w:before="0"/>
-      </w:pPr>
       <w:r>
-        <w:rPr>
-          <w:b w:val="0"/>
-          <w:i w:val="0"/>
-          <w:sz w:val="22"/>
-        </w:rPr>
-        <w:t>(a) Insert it curved side down and rotate 180 degrees once past the teeth</w:t>
+        <w:t xml:space="preserve">Question: The nurse wears clean gloves primarily when:</w:t>
       </w:r>
     </w:p>
     <w:p>
-      <w:pPr>
-        <w:spacing w:after="0" w:before="0"/>
-      </w:pPr>
       <w:r>
-        <w:rPr>
-          <w:b w:val="0"/>
-          <w:i w:val="0"/>
-          <w:sz w:val="22"/>
-        </w:rPr>
-        <w:t>(b) Insert it curved side up directly</w:t>
+        <w:t xml:space="preserve">(a) There is potential contact with blood, body fluids, or contaminated surfaces</w:t>
       </w:r>
     </w:p>
     <w:p>
-      <w:pPr>
-        <w:spacing w:after="0" w:before="0"/>
-      </w:pPr>
       <w:r>
-        <w:rPr>
-          <w:b w:val="0"/>
-          <w:i w:val="0"/>
-          <w:sz w:val="22"/>
-        </w:rPr>
-        <w:t>(c) Insert it with the tip pointing toward the roof of the mouth and leave it</w:t>
+        <w:t xml:space="preserve">(b) Measuring height</w:t>
       </w:r>
     </w:p>
     <w:p>
-      <w:pPr>
-        <w:spacing w:after="0" w:before="0"/>
-      </w:pPr>
       <w:r>
-        <w:rPr>
-          <w:b w:val="0"/>
-          <w:i w:val="0"/>
-          <w:sz w:val="22"/>
-        </w:rPr>
-        <w:t>(d) Lubricate it heavily and push it in quickly</w:t>
+        <w:t xml:space="preserve">(c) Counting pulses</w:t>
       </w:r>
     </w:p>
     <w:p>
-      <w:pPr>
-        <w:spacing w:after="0" w:before="40"/>
-      </w:pPr>
       <w:r>
-        <w:rPr>
-          <w:b/>
-          <w:i w:val="0"/>
-          <w:sz w:val="22"/>
-        </w:rPr>
-        <w:t>Answer: a</w:t>
+        <w:t xml:space="preserve">(d) Admitting a client</w:t>
       </w:r>
     </w:p>
     <w:p>
-      <w:pPr>
-        <w:spacing w:after="0" w:before="0"/>
-      </w:pPr>
       <w:r>
-        <w:rPr>
-          <w:b w:val="0"/>
-          <w:i w:val="0"/>
-          <w:sz w:val="21"/>
-        </w:rPr>
-        <w:t>Solution: An oropharyngeal airway is inserted with the curve following the palate (curved side down or up depending on technique) and rotated so the distal end sits behind the tongue, holding it forward. The other options risk pushing the tongue back or damaging tissue.</w:t>
+        <w:t xml:space="preserve">Answer: a</w:t>
       </w:r>
     </w:p>
     <w:p>
-      <w:pPr>
-        <w:spacing w:after="0" w:before="0"/>
-      </w:pPr>
       <w:r>
-        <w:rPr>
-          <w:b w:val="0"/>
-          <w:i w:val="0"/>
-          <w:sz w:val="20"/>
-        </w:rPr>
-        <w:t>Positive Marks: 1</w:t>
+        <w:t xml:space="preserve">Solution: Gloves create a barrier whenever contact with blood, body fluids, mucous membranes, or contaminated items is likely.</w:t>
       </w:r>
     </w:p>
     <w:p>
-      <w:pPr>
-        <w:spacing w:after="160" w:before="0"/>
-      </w:pPr>
       <w:r>
-        <w:rPr>
-          <w:b w:val="0"/>
-          <w:i w:val="0"/>
-          <w:sz w:val="20"/>
-        </w:rPr>
-        <w:t>Negative Marks: 0.25</w:t>
+        <w:t xml:space="preserve">Positive Marks: 1</w:t>
       </w:r>
     </w:p>
     <w:p>
-      <w:pPr>
-        <w:spacing w:after="40" w:before="120"/>
-      </w:pPr>
       <w:r>
-        <w:rPr>
-          <w:b w:val="0"/>
-          <w:i w:val="0"/>
-          <w:sz w:val="22"/>
-        </w:rPr>
-        <w:t>Question: Which client is at highest risk for falls?</w:t>
+        <w:t xml:space="preserve">Negative Marks: 0.25</w:t>
       </w:r>
     </w:p>
     <w:p>
-      <w:pPr>
-        <w:spacing w:after="0" w:before="0"/>
-      </w:pPr>
       <w:r>
-        <w:rPr>
-          <w:b w:val="0"/>
-          <w:i w:val="0"/>
-          <w:sz w:val="22"/>
-        </w:rPr>
-        <w:t>(a) An older client who is confused and tries to get out of bed without help</w:t>
+        <w:t xml:space="preserve"/>
       </w:r>
     </w:p>
     <w:p>
-      <w:pPr>
-        <w:spacing w:after="0" w:before="0"/>
-      </w:pPr>
       <w:r>
-        <w:rPr>
-          <w:b w:val="0"/>
-          <w:i w:val="0"/>
-          <w:sz w:val="22"/>
-        </w:rPr>
-        <w:t>(b) A young client with a sprained ankle on crutches</w:t>
+        <w:t xml:space="preserve">Question: The fetal heart rate can first be detected with a handheld Doppler device at approximately:</w:t>
       </w:r>
     </w:p>
     <w:p>
-      <w:pPr>
-        <w:spacing w:after="0" w:before="0"/>
-      </w:pPr>
       <w:r>
-        <w:rPr>
-          <w:b w:val="0"/>
-          <w:i w:val="0"/>
-          <w:sz w:val="22"/>
-        </w:rPr>
-        <w:t>(c) A client who is independent with ambulation</w:t>
+        <w:t xml:space="preserve">(a) 4 weeks</w:t>
       </w:r>
     </w:p>
     <w:p>
-      <w:pPr>
-        <w:spacing w:after="0" w:before="0"/>
-      </w:pPr>
       <w:r>
-        <w:rPr>
-          <w:b w:val="0"/>
-          <w:i w:val="0"/>
-          <w:sz w:val="22"/>
-        </w:rPr>
-        <w:t>(d) A client sleeping with the side rails up</w:t>
+        <w:t xml:space="preserve">(b) 32 weeks</w:t>
       </w:r>
     </w:p>
     <w:p>
-      <w:pPr>
-        <w:spacing w:after="0" w:before="40"/>
-      </w:pPr>
       <w:r>
-        <w:rPr>
-          <w:b/>
-          <w:i w:val="0"/>
-          <w:sz w:val="22"/>
-        </w:rPr>
-        <w:t>Answer: a</w:t>
+        <w:t xml:space="preserve">(c) 40 weeks</w:t>
       </w:r>
     </w:p>
     <w:p>
-      <w:pPr>
-        <w:spacing w:after="0" w:before="0"/>
-      </w:pPr>
       <w:r>
-        <w:rPr>
-          <w:b w:val="0"/>
-          <w:i w:val="0"/>
-          <w:sz w:val="21"/>
-        </w:rPr>
-        <w:t>Solution: Confusion with unsafe mobility is a major fall risk; such clients need closer supervision, bed alarms, and frequent checks. The other clients have lower or managed risk.</w:t>
+        <w:t xml:space="preserve">(d) 10-12 weeks</w:t>
       </w:r>
     </w:p>
     <w:p>
-      <w:pPr>
-        <w:spacing w:after="0" w:before="0"/>
-      </w:pPr>
       <w:r>
-        <w:rPr>
-          <w:b w:val="0"/>
-          <w:i w:val="0"/>
-          <w:sz w:val="20"/>
-        </w:rPr>
-        <w:t>Positive Marks: 1</w:t>
+        <w:t xml:space="preserve">Answer: d</w:t>
       </w:r>
     </w:p>
     <w:p>
-      <w:pPr>
-        <w:spacing w:after="160" w:before="0"/>
-      </w:pPr>
       <w:r>
-        <w:rPr>
-          <w:b w:val="0"/>
-          <w:i w:val="0"/>
-          <w:sz w:val="20"/>
-        </w:rPr>
-        <w:t>Negative Marks: 0.25</w:t>
+        <w:t xml:space="preserve">Solution: A Doppler detects FHR around 10-12 weeks; a fetoscope hears it later, around 20 weeks.</w:t>
       </w:r>
     </w:p>
     <w:p>
-      <w:pPr>
-        <w:spacing w:after="40" w:before="120"/>
-      </w:pPr>
       <w:r>
-        <w:rPr>
-          <w:b w:val="0"/>
-          <w:i w:val="0"/>
-          <w:sz w:val="22"/>
-        </w:rPr>
-        <w:t>Question: When does discharge planning begin for a hospitalized client?</w:t>
+        <w:t xml:space="preserve">Positive Marks: 1</w:t>
       </w:r>
     </w:p>
     <w:p>
-      <w:pPr>
-        <w:spacing w:after="0" w:before="0"/>
-      </w:pPr>
       <w:r>
-        <w:rPr>
-          <w:b w:val="0"/>
-          <w:i w:val="0"/>
-          <w:sz w:val="22"/>
-        </w:rPr>
-        <w:t>(a) At the time of admission</w:t>
+        <w:t xml:space="preserve">Negative Marks: 0.25</w:t>
       </w:r>
     </w:p>
     <w:p>
-      <w:pPr>
-        <w:spacing w:after="0" w:before="0"/>
-      </w:pPr>
       <w:r>
-        <w:rPr>
-          <w:b w:val="0"/>
-          <w:i w:val="0"/>
-          <w:sz w:val="22"/>
-        </w:rPr>
-        <w:t>(b) On the day of discharge</w:t>
+        <w:t xml:space="preserve"/>
       </w:r>
     </w:p>
     <w:p>
-      <w:pPr>
-        <w:spacing w:after="0" w:before="0"/>
-      </w:pPr>
       <w:r>
-        <w:rPr>
-          <w:b w:val="0"/>
-          <w:i w:val="0"/>
-          <w:sz w:val="22"/>
-        </w:rPr>
-        <w:t>(c) After the physician writes the discharge order</w:t>
+        <w:t xml:space="preserve">Question: The first primary (deciduous) teeth typically erupt at about:</w:t>
       </w:r>
     </w:p>
     <w:p>
-      <w:pPr>
-        <w:spacing w:after="0" w:before="0"/>
-      </w:pPr>
       <w:r>
-        <w:rPr>
-          <w:b w:val="0"/>
-          <w:i w:val="0"/>
-          <w:sz w:val="22"/>
-        </w:rPr>
-        <w:t>(d) Once the client is stable</w:t>
+        <w:t xml:space="preserve">(a) Birth</w:t>
       </w:r>
     </w:p>
     <w:p>
-      <w:pPr>
-        <w:spacing w:after="0" w:before="40"/>
-      </w:pPr>
       <w:r>
-        <w:rPr>
-          <w:b/>
-          <w:i w:val="0"/>
-          <w:sz w:val="22"/>
-        </w:rPr>
-        <w:t>Answer: a</w:t>
+        <w:t xml:space="preserve">(b) 6-8 months</w:t>
       </w:r>
     </w:p>
     <w:p>
-      <w:pPr>
-        <w:spacing w:after="0" w:before="0"/>
-      </w:pPr>
       <w:r>
-        <w:rPr>
-          <w:b w:val="0"/>
-          <w:i w:val="0"/>
-          <w:sz w:val="21"/>
-        </w:rPr>
-        <w:t>Solution: Discharge planning begins at admission and continues throughout the hospital stay, so the client and family are prepared for home care in advance. Starting at discharge (b) leaves no time for teaching and arrangements.</w:t>
+        <w:t xml:space="preserve">(c) 3 years</w:t>
       </w:r>
     </w:p>
     <w:p>
-      <w:pPr>
-        <w:spacing w:after="0" w:before="0"/>
-      </w:pPr>
       <w:r>
-        <w:rPr>
-          <w:b w:val="0"/>
-          <w:i w:val="0"/>
-          <w:sz w:val="20"/>
-        </w:rPr>
-        <w:t>Positive Marks: 1</w:t>
+        <w:t xml:space="preserve">(d) 5 years</w:t>
       </w:r>
     </w:p>
     <w:p>
-      <w:pPr>
-        <w:spacing w:after="160" w:before="0"/>
-      </w:pPr>
       <w:r>
-        <w:rPr>
-          <w:b w:val="0"/>
-          <w:i w:val="0"/>
-          <w:sz w:val="20"/>
-        </w:rPr>
-        <w:t>Negative Marks: 0.25</w:t>
+        <w:t xml:space="preserve">Answer: b</w:t>
       </w:r>
     </w:p>
     <w:p>
-      <w:pPr>
-        <w:spacing w:after="40" w:before="120"/>
-      </w:pPr>
       <w:r>
-        <w:rPr>
-          <w:b w:val="0"/>
-          <w:i w:val="0"/>
-          <w:sz w:val="22"/>
-        </w:rPr>
-        <w:t>Question: A buccal medication is prescribed for a client. Which instruction is correct?</w:t>
+        <w:t xml:space="preserve">Solution: The lower central incisors usually erupt at 6-8 months; all 20 deciduous teeth appear by about 2.5-3 years.</w:t>
       </w:r>
     </w:p>
     <w:p>
-      <w:pPr>
-        <w:spacing w:after="0" w:before="0"/>
-      </w:pPr>
       <w:r>
-        <w:rPr>
-          <w:b w:val="0"/>
-          <w:i w:val="0"/>
-          <w:sz w:val="22"/>
-        </w:rPr>
-        <w:t>(a) Place the tablet between the cheek and gum and allow it to dissolve</w:t>
+        <w:t xml:space="preserve">Positive Marks: 1</w:t>
       </w:r>
     </w:p>
     <w:p>
-      <w:pPr>
-        <w:spacing w:after="0" w:before="0"/>
-      </w:pPr>
       <w:r>
-        <w:rPr>
-          <w:b w:val="0"/>
-          <w:i w:val="0"/>
-          <w:sz w:val="22"/>
-        </w:rPr>
-        <w:t>(b) Swallow the tablet whole with water</w:t>
+        <w:t xml:space="preserve">Negative Marks: 0.25</w:t>
       </w:r>
     </w:p>
     <w:p>
-      <w:pPr>
-        <w:spacing w:after="0" w:before="0"/>
-      </w:pPr>
       <w:r>
-        <w:rPr>
-          <w:b w:val="0"/>
-          <w:i w:val="0"/>
-          <w:sz w:val="22"/>
-        </w:rPr>
-        <w:t>(c) Chew the tablet and swallow it</w:t>
+        <w:t xml:space="preserve"/>
       </w:r>
     </w:p>
     <w:p>
-      <w:pPr>
-        <w:spacing w:after="0" w:before="0"/>
-      </w:pPr>
       <w:r>
-        <w:rPr>
-          <w:b w:val="0"/>
-          <w:i w:val="0"/>
-          <w:sz w:val="22"/>
-        </w:rPr>
-        <w:t>(d) Crush the tablet and mix it with food</w:t>
+        <w:t xml:space="preserve">Question: A client who converts psychological stress into physical symptoms has:</w:t>
       </w:r>
     </w:p>
     <w:p>
-      <w:pPr>
-        <w:spacing w:after="0" w:before="40"/>
-      </w:pPr>
       <w:r>
-        <w:rPr>
-          <w:b/>
-          <w:i w:val="0"/>
-          <w:sz w:val="22"/>
-        </w:rPr>
-        <w:t>Answer: a</w:t>
+        <w:t xml:space="preserve">(a) Schizophrenia</w:t>
       </w:r>
     </w:p>
     <w:p>
-      <w:pPr>
-        <w:spacing w:after="0" w:before="0"/>
-      </w:pPr>
       <w:r>
-        <w:rPr>
-          <w:b w:val="0"/>
-          <w:i w:val="0"/>
-          <w:sz w:val="21"/>
-        </w:rPr>
-        <w:t>Solution: Buccal medications are placed between the cheek and gum to dissolve and absorb through the oral mucosa; they should not be swallowed, chewed, or crushed. The same applies to sublingual tablets under the tongue.</w:t>
+        <w:t xml:space="preserve">(b) Bipolar disorder</w:t>
       </w:r>
     </w:p>
     <w:p>
-      <w:pPr>
-        <w:spacing w:after="0" w:before="0"/>
-      </w:pPr>
       <w:r>
-        <w:rPr>
-          <w:b w:val="0"/>
-          <w:i w:val="0"/>
-          <w:sz w:val="20"/>
-        </w:rPr>
-        <w:t>Positive Marks: 1</w:t>
+        <w:t xml:space="preserve">(c) Somatic symptom disorder</w:t>
       </w:r>
     </w:p>
     <w:p>
-      <w:pPr>
-        <w:spacing w:after="160" w:before="0"/>
-      </w:pPr>
       <w:r>
-        <w:rPr>
-          <w:b w:val="0"/>
-          <w:i w:val="0"/>
-          <w:sz w:val="20"/>
-        </w:rPr>
-        <w:t>Negative Marks: 0.25</w:t>
+        <w:t xml:space="preserve">(d) Dementia</w:t>
       </w:r>
     </w:p>
     <w:p>
-      <w:pPr>
-        <w:spacing w:after="40" w:before="120"/>
-      </w:pPr>
       <w:r>
-        <w:rPr>
-          <w:b w:val="0"/>
-          <w:i w:val="0"/>
-          <w:sz w:val="22"/>
-        </w:rPr>
-        <w:t>Question: Which is correct when applying a transdermal medication patch?</w:t>
+        <w:t xml:space="preserve">Answer: c</w:t>
       </w:r>
     </w:p>
     <w:p>
-      <w:pPr>
-        <w:spacing w:after="0" w:before="0"/>
-      </w:pPr>
       <w:r>
-        <w:rPr>
-          <w:b w:val="0"/>
-          <w:i w:val="0"/>
-          <w:sz w:val="22"/>
-        </w:rPr>
-        <w:t>(a) Rotate sites and remove the old patch before applying a new one</w:t>
+        <w:t xml:space="preserve">Solution: Somatic symptom disorder features physical complaints with no organic basis, linked to psychological distress.</w:t>
       </w:r>
     </w:p>
     <w:p>
-      <w:pPr>
-        <w:spacing w:after="0" w:before="0"/>
-      </w:pPr>
       <w:r>
-        <w:rPr>
-          <w:b w:val="0"/>
-          <w:i w:val="0"/>
-          <w:sz w:val="22"/>
-        </w:rPr>
-        <w:t>(b) Apply the new patch over the old one</w:t>
+        <w:t xml:space="preserve">Positive Marks: 1</w:t>
       </w:r>
     </w:p>
     <w:p>
-      <w:pPr>
-        <w:spacing w:after="0" w:before="0"/>
-      </w:pPr>
       <w:r>
-        <w:rPr>
-          <w:b w:val="0"/>
-          <w:i w:val="0"/>
-          <w:sz w:val="22"/>
-        </w:rPr>
-        <w:t>(c) Apply the patch to the same site every time</w:t>
+        <w:t xml:space="preserve">Negative Marks: 0.25</w:t>
       </w:r>
     </w:p>
     <w:p>
-      <w:pPr>
-        <w:spacing w:after="0" w:before="0"/>
-      </w:pPr>
       <w:r>
-        <w:rPr>
-          <w:b w:val="0"/>
-          <w:i w:val="0"/>
-          <w:sz w:val="22"/>
-        </w:rPr>
-        <w:t>(d) Wash the site with soap just before reapplication is not needed</w:t>
+        <w:t xml:space="preserve"/>
       </w:r>
     </w:p>
     <w:p>
-      <w:pPr>
-        <w:spacing w:after="0" w:before="40"/>
-      </w:pPr>
       <w:r>
-        <w:rPr>
-          <w:b/>
-          <w:i w:val="0"/>
-          <w:sz w:val="22"/>
-        </w:rPr>
-        <w:t>Answer: a</w:t>
+        <w:t xml:space="preserve">Question: The "three delays" model in maternal health refers to delays in:</w:t>
       </w:r>
     </w:p>
     <w:p>
-      <w:pPr>
-        <w:spacing w:after="0" w:before="0"/>
-      </w:pPr>
       <w:r>
-        <w:rPr>
-          <w:b w:val="0"/>
-          <w:i w:val="0"/>
-          <w:sz w:val="21"/>
-        </w:rPr>
-        <w:t>Solution: The old patch is removed before the new one is applied, and sites are rotated to prevent skin irritation and ensure consistent absorption. Applying over the old patch (b) or same site (c) causes irritation and overdose.</w:t>
+        <w:t xml:space="preserve">(a) Deciding to seek care, reaching care, and receiving adequate care</w:t>
       </w:r>
     </w:p>
     <w:p>
-      <w:pPr>
-        <w:spacing w:after="0" w:before="0"/>
-      </w:pPr>
       <w:r>
-        <w:rPr>
-          <w:b w:val="0"/>
-          <w:i w:val="0"/>
-          <w:sz w:val="20"/>
-        </w:rPr>
-        <w:t>Positive Marks: 1</w:t>
+        <w:t xml:space="preserve">(b) Eating, sleeping, and working</w:t>
       </w:r>
     </w:p>
     <w:p>
-      <w:pPr>
-        <w:spacing w:after="160" w:before="0"/>
-      </w:pPr>
       <w:r>
-        <w:rPr>
-          <w:b w:val="0"/>
-          <w:i w:val="0"/>
-          <w:sz w:val="20"/>
-        </w:rPr>
-        <w:t>Negative Marks: 0.25</w:t>
+        <w:t xml:space="preserve">(c) Birth, marriage, and death registration</w:t>
       </w:r>
     </w:p>
     <w:p>
-      <w:pPr>
-        <w:spacing w:after="40" w:before="120"/>
-      </w:pPr>
       <w:r>
-        <w:rPr>
-          <w:b w:val="0"/>
-          <w:i w:val="0"/>
-          <w:sz w:val="22"/>
-        </w:rPr>
-        <w:t>Question: Medication reconciliation is performed at which point?</w:t>
+        <w:t xml:space="preserve">(d) Immunization, education, and housing</w:t>
       </w:r>
     </w:p>
     <w:p>
-      <w:pPr>
-        <w:spacing w:after="0" w:before="0"/>
-      </w:pPr>
       <w:r>
-        <w:rPr>
-          <w:b w:val="0"/>
-          <w:i w:val="0"/>
-          <w:sz w:val="22"/>
-        </w:rPr>
-        <w:t>(a) At every transition of care, including admission, transfer, and discharge</w:t>
+        <w:t xml:space="preserve">Answer: a</w:t>
       </w:r>
     </w:p>
     <w:p>
-      <w:pPr>
-        <w:spacing w:after="0" w:before="0"/>
-      </w:pPr>
       <w:r>
-        <w:rPr>
-          <w:b w:val="0"/>
-          <w:i w:val="0"/>
-          <w:sz w:val="22"/>
-        </w:rPr>
-        <w:t>(b) Only at the time of admission</w:t>
+        <w:t xml:space="preserve">Solution: The three delays — deciding to seek help, reaching a facility, and receiving quality care — explain many maternal deaths and guide interventions.</w:t>
       </w:r>
     </w:p>
     <w:p>
-      <w:pPr>
-        <w:spacing w:after="0" w:before="0"/>
-      </w:pPr>
       <w:r>
-        <w:rPr>
-          <w:b w:val="0"/>
-          <w:i w:val="0"/>
-          <w:sz w:val="22"/>
-        </w:rPr>
-        <w:t>(c) Only at discharge</w:t>
+        <w:t xml:space="preserve">Positive Marks: 1</w:t>
       </w:r>
     </w:p>
     <w:p>
-      <w:pPr>
-        <w:spacing w:after="0" w:before="0"/>
-      </w:pPr>
       <w:r>
-        <w:rPr>
-          <w:b w:val="0"/>
-          <w:i w:val="0"/>
-          <w:sz w:val="22"/>
-        </w:rPr>
-        <w:t>(d) Only when a medication error occurs</w:t>
+        <w:t xml:space="preserve">Negative Marks: 0.25</w:t>
       </w:r>
     </w:p>
     <w:p>
-      <w:pPr>
-        <w:spacing w:after="0" w:before="40"/>
-      </w:pPr>
       <w:r>
-        <w:rPr>
-          <w:b/>
-          <w:i w:val="0"/>
-          <w:sz w:val="22"/>
-        </w:rPr>
-        <w:t>Answer: a</w:t>
+        <w:t xml:space="preserve"/>
       </w:r>
     </w:p>
     <w:p>
-      <w:pPr>
-        <w:spacing w:after="0" w:before="0"/>
-      </w:pPr>
       <w:r>
-        <w:rPr>
-          <w:b w:val="0"/>
-          <w:i w:val="0"/>
-          <w:sz w:val="21"/>
-        </w:rPr>
-        <w:t>Solution: Medication reconciliation compares the client's medication list at every transition—admission, transfer between units, and discharge—to prevent omissions, duplications, and interactions. Doing it only once (b, c) misses errors at other transitions.</w:t>
+        <w:t xml:space="preserve">Question: Long-term corticosteroid therapy commonly causes:</w:t>
       </w:r>
     </w:p>
     <w:p>
-      <w:pPr>
-        <w:spacing w:after="0" w:before="0"/>
-      </w:pPr>
       <w:r>
-        <w:rPr>
-          <w:b w:val="0"/>
-          <w:i w:val="0"/>
-          <w:sz w:val="20"/>
-        </w:rPr>
-        <w:t>Positive Marks: 1</w:t>
+        <w:t xml:space="preserve">(a) Hypoglycemia</w:t>
       </w:r>
     </w:p>
     <w:p>
-      <w:pPr>
-        <w:spacing w:after="160" w:before="0"/>
-      </w:pPr>
       <w:r>
-        <w:rPr>
-          <w:b w:val="0"/>
-          <w:i w:val="0"/>
-          <w:sz w:val="20"/>
-        </w:rPr>
-        <w:t>Negative Marks: 0.25</w:t>
+        <w:t xml:space="preserve">(b) Weight loss</w:t>
       </w:r>
     </w:p>
     <w:p>
-      <w:pPr>
-        <w:spacing w:after="40" w:before="120"/>
-      </w:pPr>
       <w:r>
-        <w:rPr>
-          <w:b w:val="0"/>
-          <w:i w:val="0"/>
-          <w:sz w:val="22"/>
-        </w:rPr>
-        <w:t>Question: A client with diabetic ketoacidosis breathes deeply and rapidly. Which respiratory pattern is this?</w:t>
+        <w:t xml:space="preserve">(c) Hypotension</w:t>
       </w:r>
     </w:p>
     <w:p>
-      <w:pPr>
-        <w:spacing w:after="0" w:before="0"/>
-      </w:pPr>
       <w:r>
-        <w:rPr>
-          <w:b w:val="0"/>
-          <w:i w:val="0"/>
-          <w:sz w:val="22"/>
-        </w:rPr>
-        <w:t>(a) Kussmaul respirations</w:t>
+        <w:t xml:space="preserve">(d) Weight gain, hyperglycemia, and osteoporosis</w:t>
       </w:r>
     </w:p>
     <w:p>
-      <w:pPr>
-        <w:spacing w:after="0" w:before="0"/>
-      </w:pPr>
       <w:r>
-        <w:rPr>
-          <w:b w:val="0"/>
-          <w:i w:val="0"/>
-          <w:sz w:val="22"/>
-        </w:rPr>
-        <w:t>(b) Cheyne-Stokes respirations</w:t>
+        <w:t xml:space="preserve">Answer: d</w:t>
       </w:r>
     </w:p>
     <w:p>
-      <w:pPr>
-        <w:spacing w:after="0" w:before="0"/>
-      </w:pPr>
       <w:r>
-        <w:rPr>
-          <w:b w:val="0"/>
-          <w:i w:val="0"/>
-          <w:sz w:val="22"/>
-        </w:rPr>
-        <w:t>(c) Biot respirations</w:t>
+        <w:t xml:space="preserve">Solution: Chronic steroids cause Cushing-like effects — weight gain, hyperglycemia, osteoporosis, and infection risk — so doses are tapered, never stopped abruptly.</w:t>
       </w:r>
     </w:p>
     <w:p>
-      <w:pPr>
-        <w:spacing w:after="0" w:before="0"/>
-      </w:pPr>
       <w:r>
-        <w:rPr>
-          <w:b w:val="0"/>
-          <w:i w:val="0"/>
-          <w:sz w:val="22"/>
-        </w:rPr>
-        <w:t>(d) Apneustic breathing</w:t>
+        <w:t xml:space="preserve">Positive Marks: 1</w:t>
       </w:r>
     </w:p>
     <w:p>
-      <w:pPr>
-        <w:spacing w:after="0" w:before="40"/>
-      </w:pPr>
       <w:r>
-        <w:rPr>
-          <w:b/>
-          <w:i w:val="0"/>
-          <w:sz w:val="22"/>
-        </w:rPr>
-        <w:t>Answer: a</w:t>
+        <w:t xml:space="preserve">Negative Marks: 0.25</w:t>
       </w:r>
     </w:p>
     <w:p>
-      <w:pPr>
-        <w:spacing w:after="0" w:before="0"/>
-      </w:pPr>
       <w:r>
-        <w:rPr>
-          <w:b w:val="0"/>
-          <w:i w:val="0"/>
-          <w:sz w:val="21"/>
-        </w:rPr>
-        <w:t>Solution: Kussmaul respirations are deep, rapid, sighing breaths that compensate for metabolic acidosis, as in DKA. Cheyne-Stokes (b) is waxing-waning with apnoea, Biot (c) is irregular with pauses, and apneustic (d) has prolonged inspiration.</w:t>
+        <w:t xml:space="preserve"/>
       </w:r>
     </w:p>
     <w:p>
-      <w:pPr>
-        <w:spacing w:after="0" w:before="0"/>
-      </w:pPr>
       <w:r>
-        <w:rPr>
-          <w:b w:val="0"/>
-          <w:i w:val="0"/>
-          <w:sz w:val="20"/>
-        </w:rPr>
-        <w:t>Positive Marks: 1</w:t>
+        <w:t xml:space="preserve">Question: Synovial fluid is found in:</w:t>
       </w:r>
     </w:p>
     <w:p>
-      <w:pPr>
-        <w:spacing w:after="160" w:before="0"/>
-      </w:pPr>
       <w:r>
-        <w:rPr>
-          <w:b w:val="0"/>
-          <w:i w:val="0"/>
-          <w:sz w:val="20"/>
-        </w:rPr>
-        <w:t>Negative Marks: 0.25</w:t>
+        <w:t xml:space="preserve">(a) The brain</w:t>
       </w:r>
     </w:p>
     <w:p>
-      <w:pPr>
-        <w:spacing w:after="40" w:before="120"/>
-      </w:pPr>
       <w:r>
-        <w:rPr>
-          <w:b w:val="0"/>
-          <w:i w:val="0"/>
-          <w:sz w:val="22"/>
-        </w:rPr>
-        <w:t>Question: A 30-year-old woman has fatigue, pallor, and shortness of breath on exertion. Her haemoglobin is 9 g/dL with microcytic, hypochromic red cells. Which is the most likely cause of this anaemia?</w:t>
+        <w:t xml:space="preserve">(b) Joint cavities</w:t>
       </w:r>
     </w:p>
     <w:p>
-      <w:pPr>
-        <w:spacing w:after="0" w:before="0"/>
-      </w:pPr>
       <w:r>
-        <w:rPr>
-          <w:b w:val="0"/>
-          <w:i w:val="0"/>
-          <w:sz w:val="22"/>
-        </w:rPr>
-        <w:t>(a) Chronic blood loss causing iron deficiency</w:t>
+        <w:t xml:space="preserve">(c) The lungs</w:t>
       </w:r>
     </w:p>
     <w:p>
-      <w:pPr>
-        <w:spacing w:after="0" w:before="0"/>
-      </w:pPr>
       <w:r>
-        <w:rPr>
-          <w:b w:val="0"/>
-          <w:i w:val="0"/>
-          <w:sz w:val="22"/>
-        </w:rPr>
-        <w:t>(b) Vitamin B12 deficiency</w:t>
+        <w:t xml:space="preserve">(d) The stomach</w:t>
       </w:r>
     </w:p>
     <w:p>
-      <w:pPr>
-        <w:spacing w:after="0" w:before="0"/>
-      </w:pPr>
       <w:r>
-        <w:rPr>
-          <w:b w:val="0"/>
-          <w:i w:val="0"/>
-          <w:sz w:val="22"/>
-        </w:rPr>
-        <w:t>(c) Folate deficiency</w:t>
+        <w:t xml:space="preserve">Answer: b</w:t>
       </w:r>
     </w:p>
     <w:p>
-      <w:pPr>
-        <w:spacing w:after="0" w:before="0"/>
-      </w:pPr>
       <w:r>
-        <w:rPr>
-          <w:b w:val="0"/>
-          <w:i w:val="0"/>
-          <w:sz w:val="22"/>
-        </w:rPr>
-        <w:t>(d) Sickle cell disease</w:t>
+        <w:t xml:space="preserve">Solution: Synovial fluid lubricates and nourishes the cartilage inside freely movable (synovial) joints.</w:t>
       </w:r>
     </w:p>
     <w:p>
-      <w:pPr>
-        <w:spacing w:after="0" w:before="40"/>
-      </w:pPr>
       <w:r>
-        <w:rPr>
-          <w:b/>
-          <w:i w:val="0"/>
-          <w:sz w:val="22"/>
-        </w:rPr>
-        <w:t>Answer: a</w:t>
+        <w:t xml:space="preserve">Positive Marks: 1</w:t>
       </w:r>
     </w:p>
     <w:p>
-      <w:pPr>
-        <w:spacing w:after="0" w:before="0"/>
-      </w:pPr>
       <w:r>
-        <w:rPr>
-          <w:b w:val="0"/>
-          <w:i w:val="0"/>
-          <w:sz w:val="21"/>
-        </w:rPr>
-        <w:t>Solution: Microcytic hypochromic anaemia with a low haemoglobin in a young woman most commonly reflects iron deficiency from chronic blood loss such as heavy menstruation. B12 (b) and folate (c) cause macrocytic anaemia, and sickle cell (d) shows sickled cells.</w:t>
+        <w:t xml:space="preserve">Negative Marks: 0.25</w:t>
       </w:r>
     </w:p>
     <w:p>
-      <w:pPr>
-        <w:spacing w:after="0" w:before="0"/>
-      </w:pPr>
       <w:r>
-        <w:rPr>
-          <w:b w:val="0"/>
-          <w:i w:val="0"/>
-          <w:sz w:val="20"/>
-        </w:rPr>
-        <w:t>Positive Marks: 1</w:t>
+        <w:t xml:space="preserve"/>
       </w:r>
     </w:p>
     <w:p>
-      <w:pPr>
-        <w:spacing w:after="160" w:before="0"/>
-      </w:pPr>
       <w:r>
-        <w:rPr>
-          <w:b w:val="0"/>
-          <w:i w:val="0"/>
-          <w:sz w:val="20"/>
-        </w:rPr>
-        <w:t>Negative Marks: 0.25</w:t>
+        <w:t xml:space="preserve">Question: When suctioning a tracheostomy, the nurse should:</w:t>
       </w:r>
     </w:p>
     <w:p>
-      <w:pPr>
-        <w:spacing w:after="40" w:before="120"/>
-      </w:pPr>
       <w:r>
-        <w:rPr>
-          <w:b w:val="0"/>
-          <w:i w:val="0"/>
-          <w:sz w:val="22"/>
-        </w:rPr>
-        <w:t>Question: A client develops pain over the lateral epicondyle of the elbow after repetitive wrist movements. Which condition is this?</w:t>
+        <w:t xml:space="preserve">(a) Suction for 2 minutes</w:t>
       </w:r>
     </w:p>
     <w:p>
-      <w:pPr>
-        <w:spacing w:after="0" w:before="0"/>
-      </w:pPr>
       <w:r>
-        <w:rPr>
-          <w:b w:val="0"/>
-          <w:i w:val="0"/>
-          <w:sz w:val="22"/>
-        </w:rPr>
-        <w:t>(a) Lateral epicondylitis (tennis elbow)</w:t>
+        <w:t xml:space="preserve">(b) Use the same catheter for the mouth and stoma</w:t>
       </w:r>
     </w:p>
     <w:p>
-      <w:pPr>
-        <w:spacing w:after="0" w:before="0"/>
-      </w:pPr>
       <w:r>
-        <w:rPr>
-          <w:b w:val="0"/>
-          <w:i w:val="0"/>
-          <w:sz w:val="22"/>
-        </w:rPr>
-        <w:t>(b) Carpal tunnel syndrome</w:t>
+        <w:t xml:space="preserve">(c) Limit each pass to 10 seconds and hyperoxygenate between passes</w:t>
       </w:r>
     </w:p>
     <w:p>
-      <w:pPr>
-        <w:spacing w:after="0" w:before="0"/>
-      </w:pPr>
       <w:r>
-        <w:rPr>
-          <w:b w:val="0"/>
-          <w:i w:val="0"/>
-          <w:sz w:val="22"/>
-        </w:rPr>
-        <w:t>(c) Ganglion cyst</w:t>
+        <w:t xml:space="preserve">(d) Skip sterile technique</w:t>
       </w:r>
     </w:p>
     <w:p>
-      <w:pPr>
-        <w:spacing w:after="0" w:before="0"/>
-      </w:pPr>
       <w:r>
-        <w:rPr>
-          <w:b w:val="0"/>
-          <w:i w:val="0"/>
-          <w:sz w:val="22"/>
-        </w:rPr>
-        <w:t>(d) De Quervain tenosynovitis</w:t>
+        <w:t xml:space="preserve">Answer: c</w:t>
       </w:r>
     </w:p>
     <w:p>
-      <w:pPr>
-        <w:spacing w:after="0" w:before="40"/>
-      </w:pPr>
       <w:r>
-        <w:rPr>
-          <w:b/>
-          <w:i w:val="0"/>
-          <w:sz w:val="22"/>
-        </w:rPr>
-        <w:t>Answer: a</w:t>
+        <w:t xml:space="preserve">Solution: Each suction pass lasts at most 10 seconds, with hyperoxygenation between passes and sterile technique to prevent hypoxia and infection.</w:t>
       </w:r>
     </w:p>
     <w:p>
-      <w:pPr>
-        <w:spacing w:after="0" w:before="0"/>
-      </w:pPr>
       <w:r>
-        <w:rPr>
-          <w:b w:val="0"/>
-          <w:i w:val="0"/>
-          <w:sz w:val="21"/>
-        </w:rPr>
-        <w:t>Solution: Lateral epicondylitis—tennis elbow—is inflammation of the common extensor tendon at the lateral epicondyle from repetitive wrist extension. Carpal tunnel (b) causes wrist/hand paraesthesia, and the others have different locations.</w:t>
+        <w:t xml:space="preserve">Positive Marks: 1</w:t>
       </w:r>
     </w:p>
     <w:p>
-      <w:pPr>
-        <w:spacing w:after="0" w:before="0"/>
-      </w:pPr>
       <w:r>
-        <w:rPr>
-          <w:b w:val="0"/>
-          <w:i w:val="0"/>
-          <w:sz w:val="20"/>
-        </w:rPr>
-        <w:t>Positive Marks: 1</w:t>
+        <w:t xml:space="preserve">Negative Marks: 0.25</w:t>
       </w:r>
     </w:p>
     <w:p>
-      <w:pPr>
-        <w:spacing w:after="160" w:before="0"/>
-      </w:pPr>
       <w:r>
-        <w:rPr>
-          <w:b w:val="0"/>
-          <w:i w:val="0"/>
-          <w:sz w:val="20"/>
-        </w:rPr>
-        <w:t>Negative Marks: 0.25</w:t>
+        <w:t xml:space="preserve"/>
       </w:r>
     </w:p>
     <w:p>
-      <w:pPr>
-        <w:spacing w:after="40" w:before="120"/>
-      </w:pPr>
       <w:r>
-        <w:rPr>
-          <w:b w:val="0"/>
-          <w:i w:val="0"/>
-          <w:sz w:val="22"/>
-        </w:rPr>
-        <w:t>Question: A client who had a previous lower-segment caesarean delivery asks about vaginal birth in this pregnancy. The trial of labour is contraindicated if:</w:t>
+        <w:t xml:space="preserve">Question: Dietary fiber is important for:</w:t>
       </w:r>
     </w:p>
     <w:p>
-      <w:pPr>
-        <w:spacing w:after="0" w:before="0"/>
-      </w:pPr>
       <w:r>
-        <w:rPr>
-          <w:b w:val="0"/>
-          <w:i w:val="0"/>
-          <w:sz w:val="22"/>
-        </w:rPr>
-        <w:t>(a) The previous incision was a classical (vertical) uterine incision</w:t>
+        <w:t xml:space="preserve">(a) Preventing constipation and maintaining bowel health</w:t>
       </w:r>
     </w:p>
     <w:p>
-      <w:pPr>
-        <w:spacing w:after="0" w:before="0"/>
-      </w:pPr>
       <w:r>
-        <w:rPr>
-          <w:b w:val="0"/>
-          <w:i w:val="0"/>
-          <w:sz w:val="22"/>
-        </w:rPr>
-        <w:t>(b) The previous incision was low transverse</w:t>
+        <w:t xml:space="preserve">(b) Raising blood sugar</w:t>
       </w:r>
     </w:p>
     <w:p>
-      <w:pPr>
-        <w:spacing w:after="0" w:before="0"/>
-      </w:pPr>
       <w:r>
-        <w:rPr>
-          <w:b w:val="0"/>
-          <w:i w:val="0"/>
-          <w:sz w:val="22"/>
-        </w:rPr>
-        <w:t>(c) She had one previous caesarean</w:t>
+        <w:t xml:space="preserve">(c) Increasing cholesterol</w:t>
       </w:r>
     </w:p>
     <w:p>
-      <w:pPr>
-        <w:spacing w:after="0" w:before="0"/>
-      </w:pPr>
       <w:r>
-        <w:rPr>
-          <w:b w:val="0"/>
-          <w:i w:val="0"/>
-          <w:sz w:val="22"/>
-        </w:rPr>
-        <w:t>(d) Fetal presentation is cephalic</w:t>
+        <w:t xml:space="preserve">(d) Causing dehydration</w:t>
       </w:r>
     </w:p>
     <w:p>
-      <w:pPr>
-        <w:spacing w:after="0" w:before="40"/>
-      </w:pPr>
       <w:r>
-        <w:rPr>
-          <w:b/>
-          <w:i w:val="0"/>
-          <w:sz w:val="22"/>
-        </w:rPr>
-        <w:t>Answer: a</w:t>
+        <w:t xml:space="preserve">Answer: a</w:t>
       </w:r>
     </w:p>
     <w:p>
-      <w:pPr>
-        <w:spacing w:after="0" w:before="0"/>
-      </w:pPr>
       <w:r>
-        <w:rPr>
-          <w:b w:val="0"/>
-          <w:i w:val="0"/>
-          <w:sz w:val="21"/>
-        </w:rPr>
-        <w:t>Solution: A trial of labour after caesarean is contraindicated with a classical (upper-segment vertical) uterine incision because of the high risk of uterine rupture. Low transverse incisions (b), one prior caesarean (c), and cephalic presentation (d) are favourable for TOLAC.</w:t>
+        <w:t xml:space="preserve">Solution: Fiber adds bulk, softens stool, and promotes regular bowel movements; it also helps control blood sugar and cholesterol.</w:t>
       </w:r>
     </w:p>
     <w:p>
-      <w:pPr>
-        <w:spacing w:after="0" w:before="0"/>
-      </w:pPr>
       <w:r>
-        <w:rPr>
-          <w:b w:val="0"/>
-          <w:i w:val="0"/>
-          <w:sz w:val="20"/>
-        </w:rPr>
-        <w:t>Positive Marks: 1</w:t>
+        <w:t xml:space="preserve">Positive Marks: 1</w:t>
       </w:r>
     </w:p>
     <w:p>
-      <w:pPr>
-        <w:spacing w:after="160" w:before="0"/>
-      </w:pPr>
       <w:r>
-        <w:rPr>
-          <w:b w:val="0"/>
-          <w:i w:val="0"/>
-          <w:sz w:val="20"/>
-        </w:rPr>
-        <w:t>Negative Marks: 0.25</w:t>
+        <w:t xml:space="preserve">Negative Marks: 0.25</w:t>
       </w:r>
     </w:p>
     <w:p>
-      <w:pPr>
-        <w:spacing w:after="40" w:before="120"/>
-      </w:pPr>
       <w:r>
-        <w:rPr>
-          <w:b w:val="0"/>
-          <w:i w:val="0"/>
-          <w:sz w:val="22"/>
-        </w:rPr>
-        <w:t>Question: A client has an irrational, persistent fear of snakes and avoids parks and nature trails because of it. Which disorder is most consistent?</w:t>
+        <w:t xml:space="preserve">Question: A classic finding in Addison's disease (adrenal insufficiency) is:</w:t>
       </w:r>
     </w:p>
     <w:p>
-      <w:pPr>
-        <w:spacing w:after="0" w:before="0"/>
-      </w:pPr>
       <w:r>
-        <w:rPr>
-          <w:b w:val="0"/>
-          <w:i w:val="0"/>
-          <w:sz w:val="22"/>
-        </w:rPr>
-        <w:t>(a) Specific phobia</w:t>
+        <w:t xml:space="preserve">(a) Hypertension</w:t>
       </w:r>
     </w:p>
     <w:p>
-      <w:pPr>
-        <w:spacing w:after="0" w:before="0"/>
-      </w:pPr>
       <w:r>
-        <w:rPr>
-          <w:b w:val="0"/>
-          <w:i w:val="0"/>
-          <w:sz w:val="22"/>
-        </w:rPr>
-        <w:t>(b) Agoraphobia</w:t>
+        <w:t xml:space="preserve">(b) Moon face</w:t>
       </w:r>
     </w:p>
     <w:p>
-      <w:pPr>
-        <w:spacing w:after="0" w:before="0"/>
-      </w:pPr>
       <w:r>
-        <w:rPr>
-          <w:b w:val="0"/>
-          <w:i w:val="0"/>
-          <w:sz w:val="22"/>
-        </w:rPr>
-        <w:t>(c) Panic disorder</w:t>
+        <w:t xml:space="preserve">(c) Hyperglycemia</w:t>
       </w:r>
     </w:p>
     <w:p>
-      <w:pPr>
-        <w:spacing w:after="0" w:before="0"/>
-      </w:pPr>
       <w:r>
-        <w:rPr>
-          <w:b w:val="0"/>
-          <w:i w:val="0"/>
-          <w:sz w:val="22"/>
-        </w:rPr>
-        <w:t>(d) Obsessive-compulsive disorder</w:t>
+        <w:t xml:space="preserve">(d) Hypotension and hyperpigmentation</w:t>
       </w:r>
     </w:p>
     <w:p>
-      <w:pPr>
-        <w:spacing w:after="0" w:before="40"/>
-      </w:pPr>
       <w:r>
-        <w:rPr>
-          <w:b/>
-          <w:i w:val="0"/>
-          <w:sz w:val="22"/>
-        </w:rPr>
-        <w:t>Answer: a</w:t>
+        <w:t xml:space="preserve">Answer: d</w:t>
       </w:r>
     </w:p>
     <w:p>
-      <w:pPr>
-        <w:spacing w:after="0" w:before="0"/>
-      </w:pPr>
       <w:r>
-        <w:rPr>
-          <w:b w:val="0"/>
-          <w:i w:val="0"/>
-          <w:sz w:val="21"/>
-        </w:rPr>
-        <w:t>Solution: A specific phobia is a marked, persistent fear of a specific object or situation (snakes) with avoidance. Agoraphobia (b) is fear of open/escape situations, and OCD (d) involves obsessions and compulsions.</w:t>
+        <w:t xml:space="preserve">Solution: Addison's disease causes low cortisol and aldosterone — hypotension, weakness, and skin hyperpigmentation; crisis is life-threatening.</w:t>
       </w:r>
     </w:p>
     <w:p>
-      <w:pPr>
-        <w:spacing w:after="0" w:before="0"/>
-      </w:pPr>
       <w:r>
-        <w:rPr>
-          <w:b w:val="0"/>
-          <w:i w:val="0"/>
-          <w:sz w:val="20"/>
-        </w:rPr>
-        <w:t>Positive Marks: 1</w:t>
+        <w:t xml:space="preserve">Positive Marks: 1</w:t>
       </w:r>
     </w:p>
     <w:p>
-      <w:pPr>
-        <w:spacing w:after="160" w:before="0"/>
-      </w:pPr>
       <w:r>
-        <w:rPr>
-          <w:b w:val="0"/>
-          <w:i w:val="0"/>
-          <w:sz w:val="20"/>
-        </w:rPr>
-        <w:t>Negative Marks: 0.25</w:t>
+        <w:t xml:space="preserve">Negative Marks: 0.25</w:t>
       </w:r>
     </w:p>
     <w:p>
-      <w:pPr>
-        <w:spacing w:after="40" w:before="120"/>
-      </w:pPr>
       <w:r>
-        <w:rPr>
-          <w:b w:val="0"/>
-          <w:i w:val="0"/>
-          <w:sz w:val="22"/>
-        </w:rPr>
-        <w:t>Question: A term newborn fails to pass meconium in the first 48 hours and develops abdominal distension and bilious vomiting. Which condition should the nurse suspect?</w:t>
+        <w:t xml:space="preserve"/>
       </w:r>
     </w:p>
     <w:p>
-      <w:pPr>
-        <w:spacing w:after="0" w:before="0"/>
-      </w:pPr>
       <w:r>
-        <w:rPr>
-          <w:b w:val="0"/>
-          <w:i w:val="0"/>
-          <w:sz w:val="22"/>
-        </w:rPr>
-        <w:t>(a) Hirschsprung disease</w:t>
+        <w:t xml:space="preserve">Question: A bed cradle is used to:</w:t>
       </w:r>
     </w:p>
     <w:p>
-      <w:pPr>
-        <w:spacing w:after="0" w:before="0"/>
-      </w:pPr>
       <w:r>
-        <w:rPr>
-          <w:b w:val="0"/>
-          <w:i w:val="0"/>
-          <w:sz w:val="22"/>
-        </w:rPr>
-        <w:t>(b) Pyloric stenosis</w:t>
+        <w:t xml:space="preserve">(a) Support the head</w:t>
       </w:r>
     </w:p>
     <w:p>
-      <w:pPr>
-        <w:spacing w:after="0" w:before="0"/>
-      </w:pPr>
       <w:r>
-        <w:rPr>
-          <w:b w:val="0"/>
-          <w:i w:val="0"/>
-          <w:sz w:val="22"/>
-        </w:rPr>
-        <w:t>(c) Necrotizing enterocolitis</w:t>
+        <w:t xml:space="preserve">(b) Keep the bedclothes off a client's legs or burns</w:t>
       </w:r>
     </w:p>
     <w:p>
-      <w:pPr>
-        <w:spacing w:after="0" w:before="0"/>
-      </w:pPr>
       <w:r>
-        <w:rPr>
-          <w:b w:val="0"/>
-          <w:i w:val="0"/>
-          <w:sz w:val="22"/>
-        </w:rPr>
-        <w:t>(d) Diaphragmatic hernia</w:t>
+        <w:t xml:space="preserve">(c) Elevate the feet</w:t>
       </w:r>
     </w:p>
     <w:p>
-      <w:pPr>
-        <w:spacing w:after="0" w:before="40"/>
-      </w:pPr>
       <w:r>
-        <w:rPr>
-          <w:b/>
-          <w:i w:val="0"/>
-          <w:sz w:val="22"/>
-        </w:rPr>
-        <w:t>Answer: a</w:t>
+        <w:t xml:space="preserve">(d) Restrain the client</w:t>
       </w:r>
     </w:p>
     <w:p>
-      <w:pPr>
-        <w:spacing w:after="0" w:before="0"/>
-      </w:pPr>
       <w:r>
-        <w:rPr>
-          <w:b w:val="0"/>
-          <w:i w:val="0"/>
-          <w:sz w:val="21"/>
-        </w:rPr>
-        <w:t>Solution: Hirschsprung disease—congenital aganglionosis—presents with failure to pass meconium, abdominal distension, and bilious vomiting in the newborn. Pyloric stenosis (b) appears later with projectile vomiting, and NEC (c) is mainly in preterm infants.</w:t>
+        <w:t xml:space="preserve">Answer: b</w:t>
       </w:r>
     </w:p>
     <w:p>
-      <w:pPr>
-        <w:spacing w:after="0" w:before="0"/>
-      </w:pPr>
       <w:r>
-        <w:rPr>
-          <w:b w:val="0"/>
-          <w:i w:val="0"/>
-          <w:sz w:val="20"/>
-        </w:rPr>
-        <w:t>Positive Marks: 1</w:t>
+        <w:t xml:space="preserve">Solution: A bed cradle holds the top linen off the body, protecting burned or injured limbs from pressure.</w:t>
       </w:r>
     </w:p>
     <w:p>
-      <w:pPr>
-        <w:spacing w:after="160" w:before="0"/>
-      </w:pPr>
       <w:r>
-        <w:rPr>
-          <w:b w:val="0"/>
-          <w:i w:val="0"/>
-          <w:sz w:val="20"/>
-        </w:rPr>
-        <w:t>Negative Marks: 0.25</w:t>
+        <w:t xml:space="preserve">Positive Marks: 1</w:t>
       </w:r>
     </w:p>
     <w:p>
-      <w:pPr>
-        <w:spacing w:after="40" w:before="120"/>
-      </w:pPr>
       <w:r>
-        <w:rPr>
-          <w:b w:val="0"/>
-          <w:i w:val="0"/>
-          <w:sz w:val="22"/>
-        </w:rPr>
-        <w:t>Question: The ratio of persons aged 0-14 and 65+ to persons aged 15-64 in a population is the:</w:t>
+        <w:t xml:space="preserve">Negative Marks: 0.25</w:t>
       </w:r>
     </w:p>
     <w:p>
-      <w:pPr>
-        <w:spacing w:after="0" w:before="0"/>
-      </w:pPr>
       <w:r>
-        <w:rPr>
-          <w:b w:val="0"/>
-          <w:i w:val="0"/>
-          <w:sz w:val="22"/>
-        </w:rPr>
-        <w:t>(a) Dependency ratio</w:t>
+        <w:t xml:space="preserve"/>
       </w:r>
     </w:p>
     <w:p>
-      <w:pPr>
-        <w:spacing w:after="0" w:before="0"/>
-      </w:pPr>
       <w:r>
-        <w:rPr>
-          <w:b w:val="0"/>
-          <w:i w:val="0"/>
-          <w:sz w:val="22"/>
-        </w:rPr>
-        <w:t>(b) Sex ratio</w:t>
+        <w:t xml:space="preserve">Question: Newborn umbilical cord care includes:</w:t>
       </w:r>
     </w:p>
     <w:p>
-      <w:pPr>
-        <w:spacing w:after="0" w:before="0"/>
-      </w:pPr>
       <w:r>
-        <w:rPr>
-          <w:b w:val="0"/>
-          <w:i w:val="0"/>
-          <w:sz w:val="22"/>
-        </w:rPr>
-        <w:t>(c) Crude birth rate</w:t>
+        <w:t xml:space="preserve">(a) Applying oil to the stump</w:t>
       </w:r>
     </w:p>
     <w:p>
-      <w:pPr>
-        <w:spacing w:after="0" w:before="0"/>
-      </w:pPr>
       <w:r>
-        <w:rPr>
-          <w:b w:val="0"/>
-          <w:i w:val="0"/>
-          <w:sz w:val="22"/>
-        </w:rPr>
-        <w:t>(d) Case fatality rate</w:t>
+        <w:t xml:space="preserve">(b) Bathing the baby in the same tub as others</w:t>
       </w:r>
     </w:p>
     <w:p>
-      <w:pPr>
-        <w:spacing w:after="0" w:before="40"/>
-      </w:pPr>
       <w:r>
-        <w:rPr>
-          <w:b/>
-          <w:i w:val="0"/>
-          <w:sz w:val="22"/>
-        </w:rPr>
-        <w:t>Answer: a</w:t>
+        <w:t xml:space="preserve">(c) Keeping the stump clean and dry</w:t>
       </w:r>
     </w:p>
     <w:p>
-      <w:pPr>
-        <w:spacing w:after="0" w:before="0"/>
-      </w:pPr>
       <w:r>
-        <w:rPr>
-          <w:b w:val="0"/>
-          <w:i w:val="0"/>
-          <w:sz w:val="21"/>
-        </w:rPr>
-        <w:t>Solution: The dependency ratio is the number of dependents (children under 15 and elderly 65+) per 100 persons of working age (15-64). Sex ratio (b) is males per 1000 females, and the others are different indicators.</w:t>
+        <w:t xml:space="preserve">(d) Covering the stump with a tight bandage</w:t>
       </w:r>
     </w:p>
     <w:p>
-      <w:pPr>
-        <w:spacing w:after="0" w:before="0"/>
-      </w:pPr>
       <w:r>
-        <w:rPr>
-          <w:b w:val="0"/>
-          <w:i w:val="0"/>
-          <w:sz w:val="20"/>
-        </w:rPr>
-        <w:t>Positive Marks: 1</w:t>
+        <w:t xml:space="preserve">Answer: c</w:t>
       </w:r>
     </w:p>
     <w:p>
-      <w:pPr>
-        <w:spacing w:after="160" w:before="0"/>
-      </w:pPr>
       <w:r>
-        <w:rPr>
-          <w:b w:val="0"/>
-          <w:i w:val="0"/>
-          <w:sz w:val="20"/>
-        </w:rPr>
-        <w:t>Negative Marks: 0.25</w:t>
+        <w:t xml:space="preserve">Solution: The cord stump is kept clean and dry and falls off in 1-2 weeks; oil, tight bandages, and dirty water invite infection.</w:t>
       </w:r>
     </w:p>
     <w:p>
-      <w:pPr>
-        <w:spacing w:after="40" w:before="120"/>
-      </w:pPr>
       <w:r>
-        <w:rPr>
-          <w:b w:val="0"/>
-          <w:i w:val="0"/>
-          <w:sz w:val="22"/>
-        </w:rPr>
-        <w:t>Question: Which disease is an example of a zoonosis?</w:t>
+        <w:t xml:space="preserve">Positive Marks: 1</w:t>
       </w:r>
     </w:p>
     <w:p>
-      <w:pPr>
-        <w:spacing w:after="0" w:before="0"/>
-      </w:pPr>
       <w:r>
-        <w:rPr>
-          <w:b w:val="0"/>
-          <w:i w:val="0"/>
-          <w:sz w:val="22"/>
-        </w:rPr>
-        <w:t>(a) Rabies</w:t>
+        <w:t xml:space="preserve">Negative Marks: 0.25</w:t>
       </w:r>
     </w:p>
     <w:p>
-      <w:pPr>
-        <w:spacing w:after="0" w:before="0"/>
-      </w:pPr>
       <w:r>
-        <w:rPr>
-          <w:b w:val="0"/>
-          <w:i w:val="0"/>
-          <w:sz w:val="22"/>
-        </w:rPr>
-        <w:t>(b) Tuberculosis</w:t>
+        <w:t xml:space="preserve"/>
       </w:r>
     </w:p>
     <w:p>
-      <w:pPr>
-        <w:spacing w:after="0" w:before="0"/>
-      </w:pPr>
       <w:r>
-        <w:rPr>
-          <w:b w:val="0"/>
-          <w:i w:val="0"/>
-          <w:sz w:val="22"/>
-        </w:rPr>
-        <w:t>(c) Cholera</w:t>
+        <w:t xml:space="preserve">Question: A classic feature of autism spectrum disorder in a child is:</w:t>
       </w:r>
     </w:p>
     <w:p>
-      <w:pPr>
-        <w:spacing w:after="0" w:before="0"/>
-      </w:pPr>
       <w:r>
-        <w:rPr>
-          <w:b w:val="0"/>
-          <w:i w:val="0"/>
-          <w:sz w:val="22"/>
-        </w:rPr>
-        <w:t>(d) Measles</w:t>
+        <w:t xml:space="preserve">(a) Impaired social interaction and communication</w:t>
       </w:r>
     </w:p>
     <w:p>
-      <w:pPr>
-        <w:spacing w:after="0" w:before="40"/>
-      </w:pPr>
       <w:r>
-        <w:rPr>
-          <w:b/>
-          <w:i w:val="0"/>
-          <w:sz w:val="22"/>
-        </w:rPr>
-        <w:t>Answer: a</w:t>
+        <w:t xml:space="preserve">(b) Excessively advanced speech</w:t>
       </w:r>
     </w:p>
     <w:p>
-      <w:pPr>
-        <w:spacing w:after="0" w:before="0"/>
-      </w:pPr>
       <w:r>
-        <w:rPr>
-          <w:b w:val="0"/>
-          <w:i w:val="0"/>
-          <w:sz w:val="21"/>
-        </w:rPr>
-        <w:t>Solution: A zoonosis is a disease transmitted from animals to humans; rabies is transmitted by the bite of an infected animal. Tuberculosis (b), cholera (c), and measles (d) are transmitted person to person or via contaminated water.</w:t>
+        <w:t xml:space="preserve">(c) Excessive physical activity only</w:t>
       </w:r>
     </w:p>
     <w:p>
-      <w:pPr>
-        <w:spacing w:after="0" w:before="0"/>
-      </w:pPr>
       <w:r>
-        <w:rPr>
-          <w:b w:val="0"/>
-          <w:i w:val="0"/>
-          <w:sz w:val="20"/>
-        </w:rPr>
-        <w:t>Positive Marks: 1</w:t>
+        <w:t xml:space="preserve">(d) Normal eye contact always</w:t>
       </w:r>
     </w:p>
     <w:p>
-      <w:pPr>
-        <w:spacing w:after="160" w:before="0"/>
-      </w:pPr>
       <w:r>
-        <w:rPr>
-          <w:b w:val="0"/>
-          <w:i w:val="0"/>
-          <w:sz w:val="20"/>
-        </w:rPr>
-        <w:t>Negative Marks: 0.25</w:t>
+        <w:t xml:space="preserve">Answer: a</w:t>
       </w:r>
     </w:p>
     <w:p>
-      <w:pPr>
-        <w:spacing w:after="40" w:before="120"/>
-      </w:pPr>
       <w:r>
-        <w:rPr>
-          <w:b w:val="0"/>
-          <w:i w:val="0"/>
-          <w:sz w:val="22"/>
-        </w:rPr>
-        <w:t>Question: The division of society into layers or ranks based on wealth, power, and prestige is called:</w:t>
+        <w:t xml:space="preserve">Solution: Autism features impaired social interaction, delayed or odd communication, and restricted repetitive behaviors.</w:t>
       </w:r>
     </w:p>
     <w:p>
-      <w:pPr>
-        <w:spacing w:after="0" w:before="0"/>
-      </w:pPr>
       <w:r>
-        <w:rPr>
-          <w:b w:val="0"/>
-          <w:i w:val="0"/>
-          <w:sz w:val="22"/>
-        </w:rPr>
-        <w:t>(a) Social stratification</w:t>
+        <w:t xml:space="preserve">Positive Marks: 1</w:t>
       </w:r>
     </w:p>
     <w:p>
-      <w:pPr>
-        <w:spacing w:after="0" w:before="0"/>
-      </w:pPr>
       <w:r>
-        <w:rPr>
-          <w:b w:val="0"/>
-          <w:i w:val="0"/>
-          <w:sz w:val="22"/>
-        </w:rPr>
-        <w:t>(b) Socialization</w:t>
+        <w:t xml:space="preserve">Negative Marks: 0.25</w:t>
       </w:r>
     </w:p>
     <w:p>
-      <w:pPr>
-        <w:spacing w:after="0" w:before="0"/>
-      </w:pPr>
       <w:r>
-        <w:rPr>
-          <w:b w:val="0"/>
-          <w:i w:val="0"/>
-          <w:sz w:val="22"/>
-        </w:rPr>
-        <w:t>(c) Social mobility</w:t>
+        <w:t xml:space="preserve"/>
       </w:r>
     </w:p>
     <w:p>
-      <w:pPr>
-        <w:spacing w:after="0" w:before="0"/>
-      </w:pPr>
       <w:r>
-        <w:rPr>
-          <w:b w:val="0"/>
-          <w:i w:val="0"/>
-          <w:sz w:val="22"/>
-        </w:rPr>
-        <w:t>(d) Social control</w:t>
+        <w:t xml:space="preserve">Question: A client who relives a traumatic event through flashbacks and nightmares most likely has:</w:t>
       </w:r>
     </w:p>
     <w:p>
-      <w:pPr>
-        <w:spacing w:after="0" w:before="40"/>
-      </w:pPr>
       <w:r>
-        <w:rPr>
-          <w:b/>
-          <w:i w:val="0"/>
-          <w:sz w:val="22"/>
-        </w:rPr>
-        <w:t>Answer: a</w:t>
+        <w:t xml:space="preserve">(a) OCD</w:t>
       </w:r>
     </w:p>
     <w:p>
-      <w:pPr>
-        <w:spacing w:after="0" w:before="0"/>
-      </w:pPr>
       <w:r>
-        <w:rPr>
-          <w:b w:val="0"/>
-          <w:i w:val="0"/>
-          <w:sz w:val="21"/>
-        </w:rPr>
-        <w:t>Solution: Social stratification is the hierarchical ranking of groups in society by wealth, power, and prestige. Socialization (b) is learning social norms, mobility (c) is movement between strata, and social control (d) is enforcing norms.</w:t>
+        <w:t xml:space="preserve">(b) Panic disorder</w:t>
       </w:r>
     </w:p>
     <w:p>
-      <w:pPr>
-        <w:spacing w:after="0" w:before="0"/>
-      </w:pPr>
       <w:r>
-        <w:rPr>
-          <w:b w:val="0"/>
-          <w:i w:val="0"/>
-          <w:sz w:val="20"/>
-        </w:rPr>
-        <w:t>Positive Marks: 1</w:t>
+        <w:t xml:space="preserve">(c) Depression</w:t>
       </w:r>
     </w:p>
     <w:p>
-      <w:pPr>
-        <w:spacing w:after="160" w:before="0"/>
-      </w:pPr>
       <w:r>
-        <w:rPr>
-          <w:b w:val="0"/>
-          <w:i w:val="0"/>
-          <w:sz w:val="20"/>
-        </w:rPr>
-        <w:t>Negative Marks: 0.25</w:t>
+        <w:t xml:space="preserve">(d) Post-traumatic stress disorder</w:t>
       </w:r>
     </w:p>
     <w:p>
-      <w:pPr>
-        <w:spacing w:after="40" w:before="120"/>
-      </w:pPr>
       <w:r>
-        <w:rPr>
-          <w:b w:val="0"/>
-          <w:i w:val="0"/>
-          <w:sz w:val="22"/>
-        </w:rPr>
-        <w:t>Question: Which immunoglobulin is the most abundant in human serum and provides long-term immunity?</w:t>
+        <w:t xml:space="preserve">Answer: d</w:t>
       </w:r>
     </w:p>
     <w:p>
-      <w:pPr>
-        <w:spacing w:after="0" w:before="0"/>
-      </w:pPr>
       <w:r>
-        <w:rPr>
-          <w:b w:val="0"/>
-          <w:i w:val="0"/>
-          <w:sz w:val="22"/>
-        </w:rPr>
-        <w:t>(a) IgG</w:t>
+        <w:t xml:space="preserve">Solution: Re-experiencing (flashbacks, nightmares), avoidance, and hyperarousal after trauma define PTSD.</w:t>
       </w:r>
     </w:p>
     <w:p>
-      <w:pPr>
-        <w:spacing w:after="0" w:before="0"/>
-      </w:pPr>
       <w:r>
-        <w:rPr>
-          <w:b w:val="0"/>
-          <w:i w:val="0"/>
-          <w:sz w:val="22"/>
-        </w:rPr>
-        <w:t>(b) IgA</w:t>
+        <w:t xml:space="preserve">Positive Marks: 1</w:t>
       </w:r>
     </w:p>
     <w:p>
-      <w:pPr>
-        <w:spacing w:after="0" w:before="0"/>
-      </w:pPr>
       <w:r>
-        <w:rPr>
-          <w:b w:val="0"/>
-          <w:i w:val="0"/>
-          <w:sz w:val="22"/>
-        </w:rPr>
-        <w:t>(c) IgM</w:t>
+        <w:t xml:space="preserve">Negative Marks: 0.25</w:t>
       </w:r>
     </w:p>
     <w:p>
-      <w:pPr>
-        <w:spacing w:after="0" w:before="0"/>
-      </w:pPr>
       <w:r>
-        <w:rPr>
-          <w:b w:val="0"/>
-          <w:i w:val="0"/>
-          <w:sz w:val="22"/>
-        </w:rPr>
-        <w:t>(d) IgE</w:t>
+        <w:t xml:space="preserve"/>
       </w:r>
     </w:p>
     <w:p>
-      <w:pPr>
-        <w:spacing w:after="0" w:before="40"/>
-      </w:pPr>
       <w:r>
-        <w:rPr>
-          <w:b/>
-          <w:i w:val="0"/>
-          <w:sz w:val="22"/>
-        </w:rPr>
-        <w:t>Answer: a</w:t>
+        <w:t xml:space="preserve">Question: A notifiable disease is one that:</w:t>
       </w:r>
     </w:p>
     <w:p>
-      <w:pPr>
-        <w:spacing w:after="0" w:before="0"/>
-      </w:pPr>
       <w:r>
-        <w:rPr>
-          <w:b w:val="0"/>
-          <w:i w:val="0"/>
-          <w:sz w:val="21"/>
-        </w:rPr>
-        <w:t>Solution: IgG is the most abundant immunoglobulin, providing long-term immunity, crossing the placenta to protect the newborn. IgA (b) is in secretions, IgM (c) is the early-response antibody, and IgE (d) mediates allergy.</w:t>
+        <w:t xml:space="preserve">(a) Cannot be treated</w:t>
       </w:r>
     </w:p>
     <w:p>
-      <w:pPr>
-        <w:spacing w:after="0" w:before="0"/>
-      </w:pPr>
       <w:r>
-        <w:rPr>
-          <w:b w:val="0"/>
-          <w:i w:val="0"/>
-          <w:sz w:val="20"/>
-        </w:rPr>
-        <w:t>Positive Marks: 1</w:t>
+        <w:t xml:space="preserve">(b) Must be reported to health authorities by law</w:t>
       </w:r>
     </w:p>
     <w:p>
-      <w:pPr>
-        <w:spacing w:after="160" w:before="0"/>
-      </w:pPr>
       <w:r>
-        <w:rPr>
-          <w:b w:val="0"/>
-          <w:i w:val="0"/>
-          <w:sz w:val="20"/>
-        </w:rPr>
-        <w:t>Negative Marks: 0.25</w:t>
+        <w:t xml:space="preserve">(c) Is always fatal</w:t>
       </w:r>
     </w:p>
     <w:p>
-      <w:pPr>
-        <w:spacing w:after="40" w:before="120"/>
-      </w:pPr>
       <w:r>
-        <w:rPr>
-          <w:b w:val="0"/>
-          <w:i w:val="0"/>
-          <w:sz w:val="22"/>
-        </w:rPr>
-        <w:t>Question: The difference between the effective dose and the toxic dose of a drug is called its:</w:t>
+        <w:t xml:space="preserve">(d) Occurs only abroad</w:t>
       </w:r>
     </w:p>
     <w:p>
-      <w:pPr>
-        <w:spacing w:after="0" w:before="0"/>
-      </w:pPr>
       <w:r>
-        <w:rPr>
-          <w:b w:val="0"/>
-          <w:i w:val="0"/>
-          <w:sz w:val="22"/>
-        </w:rPr>
-        <w:t>(a) Therapeutic index</w:t>
+        <w:t xml:space="preserve">Answer: b</w:t>
       </w:r>
     </w:p>
     <w:p>
-      <w:pPr>
-        <w:spacing w:after="0" w:before="0"/>
-      </w:pPr>
       <w:r>
-        <w:rPr>
-          <w:b w:val="0"/>
-          <w:i w:val="0"/>
-          <w:sz w:val="22"/>
-        </w:rPr>
-        <w:t>(b) Half-life</w:t>
+        <w:t xml:space="preserve">Solution: Notifiable diseases (cholera, measles, polio, etc.) must be reported so surveillance and control measures can begin.</w:t>
       </w:r>
     </w:p>
     <w:p>
-      <w:pPr>
-        <w:spacing w:after="0" w:before="0"/>
-      </w:pPr>
       <w:r>
-        <w:rPr>
-          <w:b w:val="0"/>
-          <w:i w:val="0"/>
-          <w:sz w:val="22"/>
-        </w:rPr>
-        <w:t>(c) Bioavailability</w:t>
+        <w:t xml:space="preserve">Positive Marks: 1</w:t>
       </w:r>
     </w:p>
     <w:p>
-      <w:pPr>
-        <w:spacing w:after="0" w:before="0"/>
-      </w:pPr>
       <w:r>
-        <w:rPr>
-          <w:b w:val="0"/>
-          <w:i w:val="0"/>
-          <w:sz w:val="22"/>
-        </w:rPr>
-        <w:t>(d) Potency</w:t>
+        <w:t xml:space="preserve">Negative Marks: 0.25</w:t>
       </w:r>
     </w:p>
     <w:p>
-      <w:pPr>
-        <w:spacing w:after="0" w:before="40"/>
-      </w:pPr>
       <w:r>
-        <w:rPr>
-          <w:b/>
-          <w:i w:val="0"/>
-          <w:sz w:val="22"/>
-        </w:rPr>
-        <w:t>Answer: a</w:t>
+        <w:t xml:space="preserve"/>
       </w:r>
     </w:p>
     <w:p>
-      <w:pPr>
-        <w:spacing w:after="0" w:before="0"/>
-      </w:pPr>
       <w:r>
-        <w:rPr>
-          <w:b w:val="0"/>
-          <w:i w:val="0"/>
-          <w:sz w:val="21"/>
-        </w:rPr>
-        <w:t>Solution: The therapeutic index is the ratio of the toxic dose to the effective dose—a wide margin means a safer drug. Half-life (b) is the time for the drug level to halve, bioavailability (c) is the fraction absorbed, and potency (d) is the dose needed for effect.</w:t>
+        <w:t xml:space="preserve">Question: A persistent dry cough is a common side effect of which drug?</w:t>
       </w:r>
     </w:p>
     <w:p>
-      <w:pPr>
-        <w:spacing w:after="0" w:before="0"/>
-      </w:pPr>
       <w:r>
-        <w:rPr>
-          <w:b w:val="0"/>
-          <w:i w:val="0"/>
-          <w:sz w:val="20"/>
-        </w:rPr>
-        <w:t>Positive Marks: 1</w:t>
+        <w:t xml:space="preserve">(a) Digoxin</w:t>
       </w:r>
     </w:p>
     <w:p>
-      <w:pPr>
-        <w:spacing w:after="160" w:before="0"/>
-      </w:pPr>
       <w:r>
-        <w:rPr>
-          <w:b w:val="0"/>
-          <w:i w:val="0"/>
-          <w:sz w:val="20"/>
-        </w:rPr>
-        <w:t>Negative Marks: 0.25</w:t>
+        <w:t xml:space="preserve">(b) Furosemide</w:t>
       </w:r>
     </w:p>
     <w:p>
-      <w:pPr>
-        <w:spacing w:after="40" w:before="120"/>
-      </w:pPr>
       <w:r>
-        <w:rPr>
-          <w:b w:val="0"/>
-          <w:i w:val="0"/>
-          <w:sz w:val="22"/>
-        </w:rPr>
-        <w:t>Question: The reversible change of one adult cell type to another, such as the change of bronchial epithelium to squamous epithelium in smokers, is called:</w:t>
+        <w:t xml:space="preserve">(c) ACE inhibitors such as enalapril</w:t>
       </w:r>
     </w:p>
     <w:p>
-      <w:pPr>
-        <w:spacing w:after="0" w:before="0"/>
-      </w:pPr>
       <w:r>
-        <w:rPr>
-          <w:b w:val="0"/>
-          <w:i w:val="0"/>
-          <w:sz w:val="22"/>
-        </w:rPr>
-        <w:t>(a) Metaplasia</w:t>
+        <w:t xml:space="preserve">(d) Paracetamol</w:t>
       </w:r>
     </w:p>
     <w:p>
-      <w:pPr>
-        <w:spacing w:after="0" w:before="0"/>
-      </w:pPr>
       <w:r>
-        <w:rPr>
-          <w:b w:val="0"/>
-          <w:i w:val="0"/>
-          <w:sz w:val="22"/>
-        </w:rPr>
-        <w:t>(b) Dysplasia</w:t>
+        <w:t xml:space="preserve">Answer: c</w:t>
       </w:r>
     </w:p>
     <w:p>
-      <w:pPr>
-        <w:spacing w:after="0" w:before="0"/>
-      </w:pPr>
       <w:r>
-        <w:rPr>
-          <w:b w:val="0"/>
-          <w:i w:val="0"/>
-          <w:sz w:val="22"/>
-        </w:rPr>
-        <w:t>(c) Atrophy</w:t>
+        <w:t xml:space="preserve">Solution: ACE inhibitors cause a dry cough in some clients by raising bradykinin levels; switching to an ARB may help.</w:t>
       </w:r>
     </w:p>
     <w:p>
-      <w:pPr>
-        <w:spacing w:after="0" w:before="0"/>
-      </w:pPr>
       <w:r>
-        <w:rPr>
-          <w:b w:val="0"/>
-          <w:i w:val="0"/>
-          <w:sz w:val="22"/>
-        </w:rPr>
-        <w:t>(d) Hypertrophy</w:t>
+        <w:t xml:space="preserve">Positive Marks: 1</w:t>
       </w:r>
     </w:p>
     <w:p>
-      <w:pPr>
-        <w:spacing w:after="0" w:before="40"/>
-      </w:pPr>
       <w:r>
-        <w:rPr>
-          <w:b/>
-          <w:i w:val="0"/>
-          <w:sz w:val="22"/>
-        </w:rPr>
-        <w:t>Answer: a</w:t>
+        <w:t xml:space="preserve">Negative Marks: 0.25</w:t>
       </w:r>
     </w:p>
     <w:p>
-      <w:pPr>
-        <w:spacing w:after="0" w:before="0"/>
-      </w:pPr>
       <w:r>
-        <w:rPr>
-          <w:b w:val="0"/>
-          <w:i w:val="0"/>
-          <w:sz w:val="21"/>
-        </w:rPr>
-        <w:t>Solution: Metaplasia is a reversible replacement of one mature cell type by another in response to stress, such as smoking-induced squamous metaplasia of the bronchi. Dysplasia (b) is disordered growth, atrophy (c) is shrinkage, and hypertrophy (d) is enlargement.</w:t>
+        <w:t xml:space="preserve"/>
       </w:r>
     </w:p>
     <w:p>
-      <w:pPr>
-        <w:spacing w:after="0" w:before="0"/>
-      </w:pPr>
       <w:r>
-        <w:rPr>
-          <w:b w:val="0"/>
-          <w:i w:val="0"/>
-          <w:sz w:val="20"/>
-        </w:rPr>
-        <w:t>Positive Marks: 1</w:t>
+        <w:t xml:space="preserve">Question: The natural pacemaker of the heart is the:</w:t>
       </w:r>
     </w:p>
     <w:p>
-      <w:pPr>
-        <w:spacing w:after="160" w:before="0"/>
-      </w:pPr>
       <w:r>
-        <w:rPr>
-          <w:b w:val="0"/>
-          <w:i w:val="0"/>
-          <w:sz w:val="20"/>
-        </w:rPr>
-        <w:t>Negative Marks: 0.25</w:t>
+        <w:t xml:space="preserve">(a) Sinoatrial (SA) node</w:t>
       </w:r>
     </w:p>
     <w:p>
-      <w:pPr>
-        <w:spacing w:after="40" w:before="120"/>
-      </w:pPr>
       <w:r>
-        <w:rPr>
-          <w:b w:val="0"/>
-          <w:i w:val="0"/>
-          <w:sz w:val="22"/>
-        </w:rPr>
-        <w:t>Question: Which pair of chromosomes determines the sex of a human?</w:t>
+        <w:t xml:space="preserve">(b) Purkinje fibers</w:t>
       </w:r>
     </w:p>
     <w:p>
-      <w:pPr>
-        <w:spacing w:after="0" w:before="0"/>
-      </w:pPr>
       <w:r>
-        <w:rPr>
-          <w:b w:val="0"/>
-          <w:i w:val="0"/>
-          <w:sz w:val="22"/>
-        </w:rPr>
-        <w:t>(a) The X and Y chromosomes</w:t>
+        <w:t xml:space="preserve">(c) AV node</w:t>
       </w:r>
     </w:p>
     <w:p>
-      <w:pPr>
-        <w:spacing w:after="0" w:before="0"/>
-      </w:pPr>
       <w:r>
-        <w:rPr>
-          <w:b w:val="0"/>
-          <w:i w:val="0"/>
-          <w:sz w:val="22"/>
-        </w:rPr>
-        <w:t>(b) Chromosome pair 21</w:t>
+        <w:t xml:space="preserve">(d) Bundle of His</w:t>
       </w:r>
     </w:p>
     <w:p>
-      <w:pPr>
-        <w:spacing w:after="0" w:before="0"/>
-      </w:pPr>
       <w:r>
-        <w:rPr>
-          <w:b w:val="0"/>
-          <w:i w:val="0"/>
-          <w:sz w:val="22"/>
-        </w:rPr>
-        <w:t>(c) Chromosome pair 13</w:t>
+        <w:t xml:space="preserve">Answer: a</w:t>
       </w:r>
     </w:p>
     <w:p>
-      <w:pPr>
-        <w:spacing w:after="0" w:before="0"/>
-      </w:pPr>
       <w:r>
-        <w:rPr>
-          <w:b w:val="0"/>
-          <w:i w:val="0"/>
-          <w:sz w:val="22"/>
-        </w:rPr>
-        <w:t>(d) Chromosome pair 1</w:t>
+        <w:t xml:space="preserve">Solution: The SA node in the right atrium initiates each heartbeat; the AV node and Purkinje fibers conduct the impulse.</w:t>
       </w:r>
     </w:p>
     <w:p>
-      <w:pPr>
-        <w:spacing w:after="0" w:before="40"/>
-      </w:pPr>
       <w:r>
-        <w:rPr>
-          <w:b/>
-          <w:i w:val="0"/>
-          <w:sz w:val="22"/>
-        </w:rPr>
-        <w:t>Answer: a</w:t>
+        <w:t xml:space="preserve">Positive Marks: 1</w:t>
       </w:r>
     </w:p>
     <w:p>
-      <w:pPr>
-        <w:spacing w:after="0" w:before="0"/>
-      </w:pPr>
       <w:r>
-        <w:rPr>
-          <w:b w:val="0"/>
-          <w:i w:val="0"/>
-          <w:sz w:val="21"/>
-        </w:rPr>
-        <w:t>Solution: Sex is determined by the X and Y chromosomes: females are XX and males are XY. The other chromosomes are autosomes and do not determine sex.</w:t>
+        <w:t xml:space="preserve">Negative Marks: 0.25</w:t>
       </w:r>
     </w:p>
     <w:p>
-      <w:pPr>
-        <w:spacing w:after="0" w:before="0"/>
-      </w:pPr>
       <w:r>
-        <w:rPr>
-          <w:b w:val="0"/>
-          <w:i w:val="0"/>
-          <w:sz w:val="20"/>
-        </w:rPr>
-        <w:t>Positive Marks: 1</w:t>
+        <w:t xml:space="preserve"/>
       </w:r>
     </w:p>
     <w:p>
-      <w:pPr>
-        <w:spacing w:after="160" w:before="0"/>
-      </w:pPr>
       <w:r>
-        <w:rPr>
-          <w:b w:val="0"/>
-          <w:i w:val="0"/>
-          <w:sz w:val="20"/>
-        </w:rPr>
-        <w:t>Negative Marks: 0.25</w:t>
+        <w:t xml:space="preserve">Question: In hypovolemic shock, the initial fluid of choice is:</w:t>
+      </w:r>
+    </w:p>
+    <w:p>
+      <w:r>
+        <w:t xml:space="preserve">(a) 5% dextrose</w:t>
+      </w:r>
+    </w:p>
+    <w:p>
+      <w:r>
+        <w:t xml:space="preserve">(b) Blood only</w:t>
+      </w:r>
+    </w:p>
+    <w:p>
+      <w:r>
+        <w:t xml:space="preserve">(c) 3% saline</w:t>
+      </w:r>
+    </w:p>
+    <w:p>
+      <w:r>
+        <w:t xml:space="preserve">(d) Isotonic crystalloid such as Ringer's lactate or normal saline</w:t>
+      </w:r>
+    </w:p>
+    <w:p>
+      <w:r>
+        <w:t xml:space="preserve">Answer: d</w:t>
+      </w:r>
+    </w:p>
+    <w:p>
+      <w:r>
+        <w:t xml:space="preserve">Solution: Isotonic crystalloids rapidly expand the vascular volume and are the first-line fluid in hypovolemic shock.</w:t>
+      </w:r>
+    </w:p>
+    <w:p>
+      <w:r>
+        <w:t xml:space="preserve">Positive Marks: 1</w:t>
+      </w:r>
+    </w:p>
+    <w:p>
+      <w:r>
+        <w:t xml:space="preserve">Negative Marks: 0.25</w:t>
+      </w:r>
+    </w:p>
+    <w:p>
+      <w:r>
+        <w:t xml:space="preserve"/>
+      </w:r>
+    </w:p>
+    <w:p>
+      <w:r>
+        <w:t xml:space="preserve">Question: To prevent choking in a toddler, the nurse advises the mother to:</w:t>
+      </w:r>
+    </w:p>
+    <w:p>
+      <w:r>
+        <w:t xml:space="preserve">(a) Give whole nuts and hard candies</w:t>
+      </w:r>
+    </w:p>
+    <w:p>
+      <w:r>
+        <w:t xml:space="preserve">(b) Cut food into small pieces and supervise meals</w:t>
+      </w:r>
+    </w:p>
+    <w:p>
+      <w:r>
+        <w:t xml:space="preserve">(c) Let the toddler eat while running</w:t>
+      </w:r>
+    </w:p>
+    <w:p>
+      <w:r>
+        <w:t xml:space="preserve">(d) Give food in large chunks</w:t>
+      </w:r>
+    </w:p>
+    <w:p>
+      <w:r>
+        <w:t xml:space="preserve">Answer: b</w:t>
+      </w:r>
+    </w:p>
+    <w:p>
+      <w:r>
+        <w:t xml:space="preserve">Solution: Toddlers choke easily, so food is cut small, meals are supervised, and hard round foods like nuts and candies are avoided.</w:t>
+      </w:r>
+    </w:p>
+    <w:p>
+      <w:r>
+        <w:t xml:space="preserve">Positive Marks: 1</w:t>
+      </w:r>
+    </w:p>
+    <w:p>
+      <w:r>
+        <w:t xml:space="preserve">Negative Marks: 0.25</w:t>
       </w:r>
     </w:p>
     <w:sectPr>
       <w:pgSz w:w="12240" w:h="15840"/>
-      <w:pgMar w:top="864" w:right="1008" w:bottom="864" w:left="1008" w:header="720" w:footer="720" w:gutter="0"/>
+      <w:pgMar w:top="1440" w:right="1800" w:bottom="1440" w:left="1800" w:header="720" w:footer="720" w:gutter="0"/>
       <w:cols w:space="720"/>
       <w:docGrid w:linePitch="360"/>
     </w:sectPr>
@@ -2715,10 +1365,6 @@
     <w:name w:val="Normal"/>
     <w:qFormat/>
     <w:rsid w:val="00FC693F"/>
-    <w:rPr>
-      <w:rFonts w:ascii="Calibri" w:hAnsi="Calibri"/>
-      <w:sz w:val="22"/>
-    </w:rPr>
   </w:style>
   <w:style w:type="paragraph" w:styleId="Header">
     <w:name w:val="header"/>
